--- a/reports/report.docx
+++ b/reports/report.docx
@@ -167,7 +167,7 @@
               <w:rPr>
                 <w:b w:val="0"/>
               </w:rPr>
-              <w:t>Weight: sign flipped, at the 47,500 lbs cap, missing</w:t>
+              <w:t>Weight sign flipped (negative)</w:t>
             </w:r>
           </w:p>
         </w:tc>
@@ -180,7 +180,7 @@
               <w:rPr>
                 <w:b w:val="0"/>
               </w:rPr>
-              <w:t>292 / 145, 1,204 / 301, 300 / 165</w:t>
+              <w:t>292 / 145</w:t>
             </w:r>
           </w:p>
         </w:tc>
@@ -193,7 +193,89 @@
               <w:rPr>
                 <w:b w:val="0"/>
               </w:rPr>
-              <w:t>abs(); keep the cap value with a flag; fill with the training median per equipment (~31,500 lbs) with a flag</w:t>
+              <w:t>abs()</w:t>
+            </w:r>
+          </w:p>
+        </w:tc>
+      </w:tr>
+      <w:tr>
+        <w:tc>
+          <w:tcPr>
+            <w:tcW w:type="dxa" w:w="3120"/>
+          </w:tcPr>
+          <w:p>
+            <w:r>
+              <w:rPr>
+                <w:b w:val="0"/>
+              </w:rPr>
+              <w:t>Weight at the 47,500 lbs cap</w:t>
+            </w:r>
+          </w:p>
+        </w:tc>
+        <w:tc>
+          <w:tcPr>
+            <w:tcW w:type="dxa" w:w="3120"/>
+          </w:tcPr>
+          <w:p>
+            <w:r>
+              <w:rPr>
+                <w:b w:val="0"/>
+              </w:rPr>
+              <w:t>1,204 / 301</w:t>
+            </w:r>
+          </w:p>
+        </w:tc>
+        <w:tc>
+          <w:tcPr>
+            <w:tcW w:type="dxa" w:w="3120"/>
+          </w:tcPr>
+          <w:p>
+            <w:r>
+              <w:rPr>
+                <w:b w:val="0"/>
+              </w:rPr>
+              <w:t>Kept at 47,500, with a flag</w:t>
+            </w:r>
+          </w:p>
+        </w:tc>
+      </w:tr>
+      <w:tr>
+        <w:tc>
+          <w:tcPr>
+            <w:tcW w:type="dxa" w:w="3120"/>
+          </w:tcPr>
+          <w:p>
+            <w:r>
+              <w:rPr>
+                <w:b w:val="0"/>
+              </w:rPr>
+              <w:t>Weight missing</w:t>
+            </w:r>
+          </w:p>
+        </w:tc>
+        <w:tc>
+          <w:tcPr>
+            <w:tcW w:type="dxa" w:w="3120"/>
+          </w:tcPr>
+          <w:p>
+            <w:r>
+              <w:rPr>
+                <w:b w:val="0"/>
+              </w:rPr>
+              <w:t>300 / 165</w:t>
+            </w:r>
+          </w:p>
+        </w:tc>
+        <w:tc>
+          <w:tcPr>
+            <w:tcW w:type="dxa" w:w="3120"/>
+          </w:tcPr>
+          <w:p>
+            <w:r>
+              <w:rPr>
+                <w:b w:val="0"/>
+              </w:rPr>
+              <w:t>Training median per equipment (~31,500 lbs), with a flag</w:t>
             </w:r>
           </w:p>
         </w:tc>
@@ -360,7 +442,7 @@
         <w:rPr>
           <w:b w:val="0"/>
         </w:rPr>
-        <w:t xml:space="preserve"> In January, February, March, June and September it is almost exactly the rate per mile (correlation +1.00); in April, May, July and October it is mirrored (about 4.15 minus the rate per mile, -0.99); in August it is unrelated (-0.02). November and December look like August: its correlation with distance is 0.02 and 0.01, against about ±0.7 in every other month. On an August test, a model using it had 5.2% error against 2.2% without it.</w:t>
+        <w:t xml:space="preserve"> On clean rows, it is almost exactly the rate per mile in January, February, March, June and September (correlation +1.00), mirrored in April, May, July and October (about 4.15 minus the rate per mile, correlation -0.99), and unrelated in August (-0.02). November and December look like August: its correlation with distance is 0.02 and 0.01, against about ±0.7 in every other month. On an August test, a model using it had 5.2% error against 2.2% without it.</w:t>
       </w:r>
     </w:p>
     <w:p>
@@ -419,7 +501,7 @@
         <w:rPr>
           <w:b w:val="0"/>
         </w:rPr>
-        <w:t>The baseline predicts the training median rate per mile for the load's distance band and equipment, times distance. The model is LightGBM on log(rate) with fixed settings (600 trees, learning rate 0.05, 31 leaves, at least 50 loads per leaf); L1 loss and smaller trees were no better. Four feature sets were compared:</w:t>
+        <w:t>The baseline predicts the training median rate per mile for the load's distance band and equipment, times distance. The model is LightGBM on log(rate) with fixed settings (600 trees, learning rate 0.05, 31 leaves, at least 50 loads per leaf); L1 loss and smaller trees were no better. Five feature sets were compared:</w:t>
       </w:r>
     </w:p>
     <w:p>
@@ -464,6 +546,17 @@
           <w:b w:val="0"/>
         </w:rPr>
         <w:t>V3: V2 + market_index</w:t>
+      </w:r>
+    </w:p>
+    <w:p>
+      <w:pPr>
+        <w:pStyle w:val="ListBullet"/>
+      </w:pPr>
+      <w:r>
+        <w:rPr>
+          <w:b w:val="0"/>
+        </w:rPr>
+        <w:t>V1+ramp: V1 + day of month in March, June, September and December (0 in other months)</w:t>
       </w:r>
     </w:p>
     <w:tbl>
@@ -981,6 +1074,73 @@
           </w:p>
         </w:tc>
       </w:tr>
+      <w:tr>
+        <w:tc>
+          <w:tcPr>
+            <w:tcW w:type="dxa" w:w="1872"/>
+          </w:tcPr>
+          <w:p>
+            <w:r>
+              <w:rPr>
+                <w:b w:val="0"/>
+              </w:rPr>
+              <w:t>V1+ramp</w:t>
+            </w:r>
+          </w:p>
+        </w:tc>
+        <w:tc>
+          <w:tcPr>
+            <w:tcW w:type="dxa" w:w="1872"/>
+          </w:tcPr>
+          <w:p>
+            <w:r>
+              <w:rPr>
+                <w:b w:val="0"/>
+              </w:rPr>
+              <w:t>2.65%</w:t>
+            </w:r>
+          </w:p>
+        </w:tc>
+        <w:tc>
+          <w:tcPr>
+            <w:tcW w:type="dxa" w:w="1872"/>
+          </w:tcPr>
+          <w:p>
+            <w:r>
+              <w:rPr>
+                <w:b w:val="0"/>
+              </w:rPr>
+              <w:t>2.26%</w:t>
+            </w:r>
+          </w:p>
+        </w:tc>
+        <w:tc>
+          <w:tcPr>
+            <w:tcW w:type="dxa" w:w="1872"/>
+          </w:tcPr>
+          <w:p>
+            <w:r>
+              <w:rPr>
+                <w:b w:val="0"/>
+              </w:rPr>
+              <w:t>4.88%</w:t>
+            </w:r>
+          </w:p>
+        </w:tc>
+        <w:tc>
+          <w:tcPr>
+            <w:tcW w:type="dxa" w:w="1872"/>
+          </w:tcPr>
+          <w:p>
+            <w:r>
+              <w:rPr>
+                <w:b w:val="0"/>
+              </w:rPr>
+              <w:t>4.78%</w:t>
+            </w:r>
+          </w:p>
+        </w:tc>
+      </w:tr>
     </w:tbl>
     <w:p>
       <w:r>
@@ -1039,7 +1199,7 @@
         <w:rPr>
           <w:b w:val="0"/>
         </w:rPr>
-        <w:t>Every attempt to model change over time made things worse. Quarter features (V2) learned the levels of the few training quarters, not a repeating pattern (fold B: September 3.5% too high, October 4.9% too low). Raw market_index (V3) is confounded with the season (October 5.2% too low). Weighting recent loads more (half-lives of 30, 60, 90 days) was worse on fold A and gained at most 0.08 points on fold B, below the 0.1-point bar set in advance. A quarter-end ramp feature was worse on both folds (by 0.40 and 0.37 points).</w:t>
+        <w:t>Every attempt to model change over time made things worse. Quarter features (V2) learned the levels of the few training quarters, not a repeating pattern (fold B: September 3.5% too high, October 4.9% too low). Raw market_index (V3) is confounded with the season (October 5.2% too low). Weighting recent loads more (half-lives of 30, 60, 90 days) was worse on fold A and gained at most 0.08 points on fold B, below the 0.1-point bar set in advance. The quarter-end ramp (V1+ramp) was worse on both folds (2.65% and 2.26%, against 2.26% and 1.91% for V1) and over-predicted September by 1.8%.</w:t>
       </w:r>
     </w:p>
     <w:p>

--- a/reports/report.docx
+++ b/reports/report.docx
@@ -442,7 +442,7 @@
         <w:rPr>
           <w:b w:val="0"/>
         </w:rPr>
-        <w:t xml:space="preserve"> On clean rows, it is almost exactly the rate per mile in January, February, March, June and September (correlation +1.00), mirrored in April, May, July and October (about 4.15 minus the rate per mile, correlation -0.99), and unrelated in August (-0.02). November and December look like August: its correlation with distance is 0.02 and 0.01, against about ±0.7 in every other month. On an August test, a model using it had 5.2% error against 2.2% without it.</w:t>
+        <w:t xml:space="preserve"> On clean rows, it is almost exactly the rate per mile in January, February, March, June and September (correlation +1.00), mirrored in April, May, July and October (about 4.15 minus the rate per mile, correlation -0.99), and unrelated in August (-0.02). November and December look like August: its correlation with distance is 0.02 and 0.01, against about ±0.7 in every other month. Trained on January-July and tested on August, V1 with quote_signal has 4.65% clean MAPE against 1.82% without it; on fold B, where it carries the rate, it would help (1.49% against 1.91%).</w:t>
       </w:r>
     </w:p>
     <w:p>
@@ -1267,7 +1267,7 @@
         <w:rPr>
           <w:b w:val="0"/>
         </w:rPr>
-        <w:t>The main known limitation: rates climbed about 3-4% through March, June and September, then dropped when the next quarter started. December also ends a quarter, but no feature tested could learn this from three quarters of history, so late-December predictions may be 2-4% low.</w:t>
+        <w:t>The main known limitation: rates climbed 4.5%, 3.3% and 2.8% through March, June and September (last week against first week), then dropped 3.3%, 3.7% and 2.0% when the next quarter started. December also ends a quarter, but no feature tested could learn this from three quarters of history, so late-December predictions may be 2-4% low.</w:t>
       </w:r>
     </w:p>
     <w:p>
